--- a/descargas/primaria-1-3/word/PRESENTE_primaria-1-3_s1_martes-1-dic.docx
+++ b/descargas/primaria-1-3/word/PRESENTE_primaria-1-3_s1_martes-1-dic.docx
@@ -108,7 +108,7 @@
       </w:pPr>
       <w:r>
         <w:rPr/>
-        <w:t xml:space="preserve">Tomás cuidaba un faro en lo alto de unas rocas, junto al mar. Cada tarde subía los 120 escalones, limpiaba el cristal y encendía la gran luz. Después se quedaba despierto toda la noche, mirando las olas, para que la luz no se apagara. Una noche de invierno hubo una tormenta terrible. Tomás estaba cansadísimo y pensó: «Por una vez que cierre los ojos, no pasará nada». Se sentó en su sillón y empezó a dar cabezadas. Pero entonces recordó que allá fuera, en el mar, había pescadores buscando el camino a casa. Se levantó, limpió otra vez el cristal empañado y la luz brilló más fuerte que nunca. Al amanecer, alguien llamó a su puerta. Era un pescador, empapado y sonriente: «¡Gracias! Tu luz nos ha traído a casa».</w:t>
+        <w:t xml:space="preserve">Tomás era un hombre que cuidaba un faro en lo alto de unas rocas, junto al mar. Cada tarde subía los 120 escalones, limpiaba el cristal y encendía la gran luz. Después se quedaba despierto toda la noche, mirando las olas, para que la luz no se apagara. Una noche de invierno hubo una tormenta terrible. Tomás estaba cansadísimo y pensó: «Por una vez que cierre los ojos, no pasará nada». Se sentó en su sillón y empezó a dar cabezadas. Pero entonces recordó que allá fuera, en el mar, había pescadores buscando el camino a casa. Se levantó, limpió otra vez el cristal empañado y la luz brilló más fuerte que nunca. Al amanecer, alguien llamó a su puerta. Era un pescador, empapado y sonriente: «¡Gracias! Tu luz nos ha traído a casa».</w:t>
       </w:r>
     </w:p>
     <w:p>
@@ -126,15 +126,6 @@
     </w:p>
     <w:p>
       <w:pPr>
-        <w:pStyle w:val="Cuerpo"/>
-      </w:pPr>
-      <w:r>
-        <w:rPr/>
-        <w:t xml:space="preserve">Tomás estaba despierto porque otros le necesitaban. Estar atento es una forma de querer.</w:t>
-      </w:r>
-    </w:p>
-    <w:p>
-      <w:pPr>
         <w:pStyle w:val="Lista"/>
         <w:numPr>
           <w:ilvl w:val="0"/>
@@ -157,6 +148,15 @@
       <w:r>
         <w:rPr/>
         <w:t xml:space="preserve">¿Quién necesita que tú estés atento hoy?</w:t>
+      </w:r>
+    </w:p>
+    <w:p>
+      <w:pPr>
+        <w:pStyle w:val="Cuerpo"/>
+      </w:pPr>
+      <w:r>
+        <w:rPr/>
+        <w:t xml:space="preserve">Tomás estaba despierto porque otros le necesitaban. Estar atento es una forma de querer.</w:t>
       </w:r>
     </w:p>
     <w:p>
